--- a/Assignment1_Documentation.docx
+++ b/Assignment1_Documentation.docx
@@ -81,23 +81,28 @@
           <w:sz w:val="24"/>
           <w:szCs w:val="24"/>
         </w:rPr>
-        <w:t xml:space="preserve">Basmala </w:t>
-      </w:r>
-      <w:proofErr w:type="gramStart"/>
+        <w:t>Basmala Khalifa  |  Amira</w:t>
+      </w:r>
       <w:r>
         <w:rPr>
           <w:sz w:val="24"/>
           <w:szCs w:val="24"/>
         </w:rPr>
-        <w:t>Khalifa  |</w:t>
-      </w:r>
-      <w:proofErr w:type="gramEnd"/>
+        <w:t xml:space="preserve"> Emad</w:t>
+      </w:r>
       <w:r>
         <w:rPr>
           <w:sz w:val="24"/>
           <w:szCs w:val="24"/>
         </w:rPr>
-        <w:t xml:space="preserve">  Amira  |  Raghad</w:t>
+        <w:t xml:space="preserve">  |  Raghad</w:t>
+      </w:r>
+      <w:r>
+        <w:rPr>
+          <w:sz w:val="24"/>
+          <w:szCs w:val="24"/>
+        </w:rPr>
+        <w:t xml:space="preserve"> Ahmed</w:t>
       </w:r>
     </w:p>
     <w:p>
@@ -113,17 +118,7 @@
           <w:sz w:val="26"/>
           <w:szCs w:val="26"/>
         </w:rPr>
-        <w:t xml:space="preserve">Group </w:t>
-      </w:r>
-      <w:r>
-        <w:rPr>
-          <w:b/>
-          <w:bCs/>
-          <w:color w:val="2E4A7A"/>
-          <w:sz w:val="26"/>
-          <w:szCs w:val="26"/>
-        </w:rPr>
-        <w:t>IDS</w:t>
+        <w:t>Group IDS</w:t>
       </w:r>
     </w:p>
     <w:p>
@@ -138,42 +133,12 @@
       <w:r>
         <w:t xml:space="preserve">20226122 </w:t>
       </w:r>
-      <w:proofErr w:type="gramStart"/>
       <w:r>
         <w:rPr>
           <w:sz w:val="24"/>
           <w:szCs w:val="24"/>
         </w:rPr>
-        <w:t>|</w:t>
-      </w:r>
-      <w:r>
-        <w:rPr>
-          <w:sz w:val="24"/>
-          <w:szCs w:val="24"/>
-        </w:rPr>
-        <w:t xml:space="preserve">  20226017</w:t>
-      </w:r>
-      <w:proofErr w:type="gramEnd"/>
-      <w:r>
-        <w:rPr>
-          <w:sz w:val="24"/>
-          <w:szCs w:val="24"/>
-        </w:rPr>
-        <w:t xml:space="preserve"> </w:t>
-      </w:r>
-      <w:r>
-        <w:rPr>
-          <w:sz w:val="24"/>
-          <w:szCs w:val="24"/>
-        </w:rPr>
-        <w:t>|</w:t>
-      </w:r>
-      <w:r>
-        <w:rPr>
-          <w:sz w:val="24"/>
-          <w:szCs w:val="24"/>
-        </w:rPr>
-        <w:t xml:space="preserve"> 20226041</w:t>
+        <w:t>|  20226017 | 20226041</w:t>
       </w:r>
     </w:p>
     <w:p>
@@ -251,10 +216,7 @@
         <w:spacing w:before="80" w:after="80"/>
       </w:pPr>
       <w:r>
-        <w:t>This project implements a Multiplayer Trivia Game using Java TCP socket programming and multithreading. It follows a client-server architecture where a Game Server manages all game logic, player sessions, authentication, scoring, and timing. A separate Loo</w:t>
-      </w:r>
-      <w:r>
-        <w:t>kup Server acts as a question database that the Game Server queries on demand.</w:t>
+        <w:t>This project implements a Multiplayer Trivia Game using Java TCP socket programming and multithreading. It follows a client-server architecture where a Game Server manages all game logic, player sessions, authentication, scoring, and timing. A separate Lookup Server acts as a question database that the Game Server queries on demand.</w:t>
       </w:r>
     </w:p>
     <w:p>
@@ -262,10 +224,7 @@
         <w:spacing w:before="80" w:after="80"/>
       </w:pPr>
       <w:r>
-        <w:t>Players connect via a command-line client, authenticate, then choose from four game modes. The system supports at least 4 concurrent players, timed questions, score history, and</w:t>
-      </w:r>
-      <w:r>
-        <w:t xml:space="preserve"> an admin panel.</w:t>
+        <w:t>Players connect via a command-line client, authenticate, then choose from four game modes. The system supports at least 4 concurrent players, timed questions, score history, and an admin panel.</w:t>
       </w:r>
     </w:p>
     <w:p>
@@ -306,21 +265,8 @@
         </w:numPr>
         <w:spacing w:before="60" w:after="60"/>
       </w:pPr>
-      <w:proofErr w:type="spellStart"/>
-      <w:r>
-        <w:t>LookupServer</w:t>
-      </w:r>
-      <w:proofErr w:type="spellEnd"/>
-      <w:r>
-        <w:t xml:space="preserve"> (port 6661) — loads questions.txt on </w:t>
-      </w:r>
-      <w:proofErr w:type="spellStart"/>
-      <w:r>
-        <w:t>startup</w:t>
-      </w:r>
-      <w:proofErr w:type="spellEnd"/>
-      <w:r>
-        <w:t xml:space="preserve"> and serves filtered question queries from the Game Server.</w:t>
+      <w:r>
+        <w:t>LookupServer (port 6661) — loads questions.txt on startup and serves filtered question queries from the Game Server.</w:t>
       </w:r>
     </w:p>
     <w:p>
@@ -332,24 +278,8 @@
         </w:numPr>
         <w:spacing w:before="60" w:after="60"/>
       </w:pPr>
-      <w:proofErr w:type="spellStart"/>
-      <w:r>
-        <w:t>ServerSocketTCP</w:t>
-      </w:r>
-      <w:proofErr w:type="spellEnd"/>
-      <w:r>
-        <w:t xml:space="preserve"> (port 6660) </w:t>
-      </w:r>
-      <w:r>
-        <w:t xml:space="preserve">— the main game server. Accepts client connections, handles auth, manages game sessions, and fetches questions from the </w:t>
-      </w:r>
-      <w:proofErr w:type="spellStart"/>
-      <w:r>
-        <w:t>LookupServer</w:t>
-      </w:r>
-      <w:proofErr w:type="spellEnd"/>
-      <w:r>
-        <w:t>.</w:t>
+      <w:r>
+        <w:t>ServerSocketTCP (port 6660) — the main game server. Accepts client connections, handles auth, manages game sessions, and fetches questions from the LookupServer.</w:t>
       </w:r>
     </w:p>
     <w:p>
@@ -388,12 +318,6 @@
         <w:gridCol w:w="3120"/>
       </w:tblGrid>
       <w:tr>
-        <w:tblPrEx>
-          <w:tblCellMar>
-            <w:top w:w="0" w:type="dxa"/>
-            <w:bottom w:w="0" w:type="dxa"/>
-          </w:tblCellMar>
-        </w:tblPrEx>
         <w:tc>
           <w:tcPr>
             <w:tcW w:w="3120" w:type="dxa"/>
@@ -487,31 +411,24 @@
         </w:tc>
       </w:tr>
       <w:tr>
-        <w:tblPrEx>
-          <w:tblCellMar>
-            <w:top w:w="0" w:type="dxa"/>
-            <w:bottom w:w="0" w:type="dxa"/>
-          </w:tblCellMar>
-        </w:tblPrEx>
-        <w:tc>
-          <w:tcPr>
-            <w:tcW w:w="3120" w:type="dxa"/>
-            <w:tcBorders>
-              <w:top w:val="single" w:sz="1" w:space="0" w:color="CCCCCC"/>
-              <w:left w:val="single" w:sz="1" w:space="0" w:color="CCCCCC"/>
-              <w:bottom w:val="single" w:sz="1" w:space="0" w:color="CCCCCC"/>
-              <w:right w:val="single" w:sz="1" w:space="0" w:color="CCCCCC"/>
-            </w:tcBorders>
-            <w:shd w:val="clear" w:color="auto" w:fill="FFFFFF"/>
-            <w:tcMar>
-              <w:top w:w="80" w:type="dxa"/>
-              <w:left w:w="120" w:type="dxa"/>
-              <w:bottom w:w="80" w:type="dxa"/>
-              <w:right w:w="120" w:type="dxa"/>
-            </w:tcMar>
-          </w:tcPr>
-          <w:p>
-            <w:proofErr w:type="spellStart"/>
+        <w:tc>
+          <w:tcPr>
+            <w:tcW w:w="3120" w:type="dxa"/>
+            <w:tcBorders>
+              <w:top w:val="single" w:sz="1" w:space="0" w:color="CCCCCC"/>
+              <w:left w:val="single" w:sz="1" w:space="0" w:color="CCCCCC"/>
+              <w:bottom w:val="single" w:sz="1" w:space="0" w:color="CCCCCC"/>
+              <w:right w:val="single" w:sz="1" w:space="0" w:color="CCCCCC"/>
+            </w:tcBorders>
+            <w:shd w:val="clear" w:color="auto" w:fill="FFFFFF"/>
+            <w:tcMar>
+              <w:top w:w="80" w:type="dxa"/>
+              <w:left w:w="120" w:type="dxa"/>
+              <w:bottom w:w="80" w:type="dxa"/>
+              <w:right w:w="120" w:type="dxa"/>
+            </w:tcMar>
+          </w:tcPr>
+          <w:p>
             <w:r>
               <w:rPr>
                 <w:color w:val="000000"/>
@@ -520,7 +437,6 @@
               </w:rPr>
               <w:t>LookupServer</w:t>
             </w:r>
-            <w:proofErr w:type="spellEnd"/>
           </w:p>
         </w:tc>
         <w:tc>
@@ -581,31 +497,24 @@
         </w:tc>
       </w:tr>
       <w:tr>
-        <w:tblPrEx>
-          <w:tblCellMar>
-            <w:top w:w="0" w:type="dxa"/>
-            <w:bottom w:w="0" w:type="dxa"/>
-          </w:tblCellMar>
-        </w:tblPrEx>
-        <w:tc>
-          <w:tcPr>
-            <w:tcW w:w="3120" w:type="dxa"/>
-            <w:tcBorders>
-              <w:top w:val="single" w:sz="1" w:space="0" w:color="CCCCCC"/>
-              <w:left w:val="single" w:sz="1" w:space="0" w:color="CCCCCC"/>
-              <w:bottom w:val="single" w:sz="1" w:space="0" w:color="CCCCCC"/>
-              <w:right w:val="single" w:sz="1" w:space="0" w:color="CCCCCC"/>
-            </w:tcBorders>
-            <w:shd w:val="clear" w:color="auto" w:fill="FFFFFF"/>
-            <w:tcMar>
-              <w:top w:w="80" w:type="dxa"/>
-              <w:left w:w="120" w:type="dxa"/>
-              <w:bottom w:w="80" w:type="dxa"/>
-              <w:right w:w="120" w:type="dxa"/>
-            </w:tcMar>
-          </w:tcPr>
-          <w:p>
-            <w:proofErr w:type="spellStart"/>
+        <w:tc>
+          <w:tcPr>
+            <w:tcW w:w="3120" w:type="dxa"/>
+            <w:tcBorders>
+              <w:top w:val="single" w:sz="1" w:space="0" w:color="CCCCCC"/>
+              <w:left w:val="single" w:sz="1" w:space="0" w:color="CCCCCC"/>
+              <w:bottom w:val="single" w:sz="1" w:space="0" w:color="CCCCCC"/>
+              <w:right w:val="single" w:sz="1" w:space="0" w:color="CCCCCC"/>
+            </w:tcBorders>
+            <w:shd w:val="clear" w:color="auto" w:fill="FFFFFF"/>
+            <w:tcMar>
+              <w:top w:w="80" w:type="dxa"/>
+              <w:left w:w="120" w:type="dxa"/>
+              <w:bottom w:w="80" w:type="dxa"/>
+              <w:right w:w="120" w:type="dxa"/>
+            </w:tcMar>
+          </w:tcPr>
+          <w:p>
             <w:r>
               <w:rPr>
                 <w:color w:val="000000"/>
@@ -614,7 +523,6 @@
               </w:rPr>
               <w:t>ServerSocketTCP</w:t>
             </w:r>
-            <w:proofErr w:type="spellEnd"/>
           </w:p>
         </w:tc>
         <w:tc>
@@ -675,31 +583,24 @@
         </w:tc>
       </w:tr>
       <w:tr>
-        <w:tblPrEx>
-          <w:tblCellMar>
-            <w:top w:w="0" w:type="dxa"/>
-            <w:bottom w:w="0" w:type="dxa"/>
-          </w:tblCellMar>
-        </w:tblPrEx>
-        <w:tc>
-          <w:tcPr>
-            <w:tcW w:w="3120" w:type="dxa"/>
-            <w:tcBorders>
-              <w:top w:val="single" w:sz="1" w:space="0" w:color="CCCCCC"/>
-              <w:left w:val="single" w:sz="1" w:space="0" w:color="CCCCCC"/>
-              <w:bottom w:val="single" w:sz="1" w:space="0" w:color="CCCCCC"/>
-              <w:right w:val="single" w:sz="1" w:space="0" w:color="CCCCCC"/>
-            </w:tcBorders>
-            <w:shd w:val="clear" w:color="auto" w:fill="FFFFFF"/>
-            <w:tcMar>
-              <w:top w:w="80" w:type="dxa"/>
-              <w:left w:w="120" w:type="dxa"/>
-              <w:bottom w:w="80" w:type="dxa"/>
-              <w:right w:w="120" w:type="dxa"/>
-            </w:tcMar>
-          </w:tcPr>
-          <w:p>
-            <w:proofErr w:type="spellStart"/>
+        <w:tc>
+          <w:tcPr>
+            <w:tcW w:w="3120" w:type="dxa"/>
+            <w:tcBorders>
+              <w:top w:val="single" w:sz="1" w:space="0" w:color="CCCCCC"/>
+              <w:left w:val="single" w:sz="1" w:space="0" w:color="CCCCCC"/>
+              <w:bottom w:val="single" w:sz="1" w:space="0" w:color="CCCCCC"/>
+              <w:right w:val="single" w:sz="1" w:space="0" w:color="CCCCCC"/>
+            </w:tcBorders>
+            <w:shd w:val="clear" w:color="auto" w:fill="FFFFFF"/>
+            <w:tcMar>
+              <w:top w:w="80" w:type="dxa"/>
+              <w:left w:w="120" w:type="dxa"/>
+              <w:bottom w:w="80" w:type="dxa"/>
+              <w:right w:w="120" w:type="dxa"/>
+            </w:tcMar>
+          </w:tcPr>
+          <w:p>
             <w:r>
               <w:rPr>
                 <w:color w:val="000000"/>
@@ -708,7 +609,6 @@
               </w:rPr>
               <w:t>AuthService</w:t>
             </w:r>
-            <w:proofErr w:type="spellEnd"/>
           </w:p>
         </w:tc>
         <w:tc>
@@ -763,36 +663,12 @@
                 <w:sz w:val="20"/>
                 <w:szCs w:val="20"/>
               </w:rPr>
-              <w:t xml:space="preserve">Login, registration, score history, admin stats, </w:t>
-            </w:r>
-            <w:proofErr w:type="spellStart"/>
-            <w:r>
-              <w:rPr>
-                <w:color w:val="000000"/>
-                <w:sz w:val="20"/>
-                <w:szCs w:val="20"/>
-              </w:rPr>
-              <w:t>LookupServer</w:t>
-            </w:r>
-            <w:proofErr w:type="spellEnd"/>
-            <w:r>
-              <w:rPr>
-                <w:color w:val="000000"/>
-                <w:sz w:val="20"/>
-                <w:szCs w:val="20"/>
-              </w:rPr>
-              <w:t xml:space="preserve"> client</w:t>
+              <w:t>Login, registration, score history, admin stats, LookupServer client</w:t>
             </w:r>
           </w:p>
         </w:tc>
       </w:tr>
       <w:tr>
-        <w:tblPrEx>
-          <w:tblCellMar>
-            <w:top w:w="0" w:type="dxa"/>
-            <w:bottom w:w="0" w:type="dxa"/>
-          </w:tblCellMar>
-        </w:tblPrEx>
         <w:tc>
           <w:tcPr>
             <w:tcW w:w="3120" w:type="dxa"/>
@@ -879,31 +755,24 @@
         </w:tc>
       </w:tr>
       <w:tr>
-        <w:tblPrEx>
-          <w:tblCellMar>
-            <w:top w:w="0" w:type="dxa"/>
-            <w:bottom w:w="0" w:type="dxa"/>
-          </w:tblCellMar>
-        </w:tblPrEx>
-        <w:tc>
-          <w:tcPr>
-            <w:tcW w:w="3120" w:type="dxa"/>
-            <w:tcBorders>
-              <w:top w:val="single" w:sz="1" w:space="0" w:color="CCCCCC"/>
-              <w:left w:val="single" w:sz="1" w:space="0" w:color="CCCCCC"/>
-              <w:bottom w:val="single" w:sz="1" w:space="0" w:color="CCCCCC"/>
-              <w:right w:val="single" w:sz="1" w:space="0" w:color="CCCCCC"/>
-            </w:tcBorders>
-            <w:shd w:val="clear" w:color="auto" w:fill="FFFFFF"/>
-            <w:tcMar>
-              <w:top w:w="80" w:type="dxa"/>
-              <w:left w:w="120" w:type="dxa"/>
-              <w:bottom w:w="80" w:type="dxa"/>
-              <w:right w:w="120" w:type="dxa"/>
-            </w:tcMar>
-          </w:tcPr>
-          <w:p>
-            <w:proofErr w:type="spellStart"/>
+        <w:tc>
+          <w:tcPr>
+            <w:tcW w:w="3120" w:type="dxa"/>
+            <w:tcBorders>
+              <w:top w:val="single" w:sz="1" w:space="0" w:color="CCCCCC"/>
+              <w:left w:val="single" w:sz="1" w:space="0" w:color="CCCCCC"/>
+              <w:bottom w:val="single" w:sz="1" w:space="0" w:color="CCCCCC"/>
+              <w:right w:val="single" w:sz="1" w:space="0" w:color="CCCCCC"/>
+            </w:tcBorders>
+            <w:shd w:val="clear" w:color="auto" w:fill="FFFFFF"/>
+            <w:tcMar>
+              <w:top w:w="80" w:type="dxa"/>
+              <w:left w:w="120" w:type="dxa"/>
+              <w:bottom w:w="80" w:type="dxa"/>
+              <w:right w:w="120" w:type="dxa"/>
+            </w:tcMar>
+          </w:tcPr>
+          <w:p>
             <w:r>
               <w:rPr>
                 <w:color w:val="000000"/>
@@ -912,7 +781,6 @@
               </w:rPr>
               <w:t>GameLoop</w:t>
             </w:r>
-            <w:proofErr w:type="spellEnd"/>
           </w:p>
         </w:tc>
         <w:tc>
@@ -973,31 +841,24 @@
         </w:tc>
       </w:tr>
       <w:tr>
-        <w:tblPrEx>
-          <w:tblCellMar>
-            <w:top w:w="0" w:type="dxa"/>
-            <w:bottom w:w="0" w:type="dxa"/>
-          </w:tblCellMar>
-        </w:tblPrEx>
-        <w:tc>
-          <w:tcPr>
-            <w:tcW w:w="3120" w:type="dxa"/>
-            <w:tcBorders>
-              <w:top w:val="single" w:sz="1" w:space="0" w:color="CCCCCC"/>
-              <w:left w:val="single" w:sz="1" w:space="0" w:color="CCCCCC"/>
-              <w:bottom w:val="single" w:sz="1" w:space="0" w:color="CCCCCC"/>
-              <w:right w:val="single" w:sz="1" w:space="0" w:color="CCCCCC"/>
-            </w:tcBorders>
-            <w:shd w:val="clear" w:color="auto" w:fill="FFFFFF"/>
-            <w:tcMar>
-              <w:top w:w="80" w:type="dxa"/>
-              <w:left w:w="120" w:type="dxa"/>
-              <w:bottom w:w="80" w:type="dxa"/>
-              <w:right w:w="120" w:type="dxa"/>
-            </w:tcMar>
-          </w:tcPr>
-          <w:p>
-            <w:proofErr w:type="spellStart"/>
+        <w:tc>
+          <w:tcPr>
+            <w:tcW w:w="3120" w:type="dxa"/>
+            <w:tcBorders>
+              <w:top w:val="single" w:sz="1" w:space="0" w:color="CCCCCC"/>
+              <w:left w:val="single" w:sz="1" w:space="0" w:color="CCCCCC"/>
+              <w:bottom w:val="single" w:sz="1" w:space="0" w:color="CCCCCC"/>
+              <w:right w:val="single" w:sz="1" w:space="0" w:color="CCCCCC"/>
+            </w:tcBorders>
+            <w:shd w:val="clear" w:color="auto" w:fill="FFFFFF"/>
+            <w:tcMar>
+              <w:top w:w="80" w:type="dxa"/>
+              <w:left w:w="120" w:type="dxa"/>
+              <w:bottom w:w="80" w:type="dxa"/>
+              <w:right w:w="120" w:type="dxa"/>
+            </w:tcMar>
+          </w:tcPr>
+          <w:p>
             <w:r>
               <w:rPr>
                 <w:color w:val="000000"/>
@@ -1006,7 +867,6 @@
               </w:rPr>
               <w:t>GameOptionsService</w:t>
             </w:r>
-            <w:proofErr w:type="spellEnd"/>
           </w:p>
         </w:tc>
         <w:tc>
@@ -1067,31 +927,24 @@
         </w:tc>
       </w:tr>
       <w:tr>
-        <w:tblPrEx>
-          <w:tblCellMar>
-            <w:top w:w="0" w:type="dxa"/>
-            <w:bottom w:w="0" w:type="dxa"/>
-          </w:tblCellMar>
-        </w:tblPrEx>
-        <w:tc>
-          <w:tcPr>
-            <w:tcW w:w="3120" w:type="dxa"/>
-            <w:tcBorders>
-              <w:top w:val="single" w:sz="1" w:space="0" w:color="CCCCCC"/>
-              <w:left w:val="single" w:sz="1" w:space="0" w:color="CCCCCC"/>
-              <w:bottom w:val="single" w:sz="1" w:space="0" w:color="CCCCCC"/>
-              <w:right w:val="single" w:sz="1" w:space="0" w:color="CCCCCC"/>
-            </w:tcBorders>
-            <w:shd w:val="clear" w:color="auto" w:fill="FFFFFF"/>
-            <w:tcMar>
-              <w:top w:w="80" w:type="dxa"/>
-              <w:left w:w="120" w:type="dxa"/>
-              <w:bottom w:w="80" w:type="dxa"/>
-              <w:right w:w="120" w:type="dxa"/>
-            </w:tcMar>
-          </w:tcPr>
-          <w:p>
-            <w:proofErr w:type="spellStart"/>
+        <w:tc>
+          <w:tcPr>
+            <w:tcW w:w="3120" w:type="dxa"/>
+            <w:tcBorders>
+              <w:top w:val="single" w:sz="1" w:space="0" w:color="CCCCCC"/>
+              <w:left w:val="single" w:sz="1" w:space="0" w:color="CCCCCC"/>
+              <w:bottom w:val="single" w:sz="1" w:space="0" w:color="CCCCCC"/>
+              <w:right w:val="single" w:sz="1" w:space="0" w:color="CCCCCC"/>
+            </w:tcBorders>
+            <w:shd w:val="clear" w:color="auto" w:fill="FFFFFF"/>
+            <w:tcMar>
+              <w:top w:w="80" w:type="dxa"/>
+              <w:left w:w="120" w:type="dxa"/>
+              <w:bottom w:w="80" w:type="dxa"/>
+              <w:right w:w="120" w:type="dxa"/>
+            </w:tcMar>
+          </w:tcPr>
+          <w:p>
             <w:r>
               <w:rPr>
                 <w:color w:val="000000"/>
@@ -1100,7 +953,6 @@
               </w:rPr>
               <w:t>TeamService</w:t>
             </w:r>
-            <w:proofErr w:type="spellEnd"/>
           </w:p>
         </w:tc>
         <w:tc>
@@ -1161,31 +1013,24 @@
         </w:tc>
       </w:tr>
       <w:tr>
-        <w:tblPrEx>
-          <w:tblCellMar>
-            <w:top w:w="0" w:type="dxa"/>
-            <w:bottom w:w="0" w:type="dxa"/>
-          </w:tblCellMar>
-        </w:tblPrEx>
-        <w:tc>
-          <w:tcPr>
-            <w:tcW w:w="3120" w:type="dxa"/>
-            <w:tcBorders>
-              <w:top w:val="single" w:sz="1" w:space="0" w:color="CCCCCC"/>
-              <w:left w:val="single" w:sz="1" w:space="0" w:color="CCCCCC"/>
-              <w:bottom w:val="single" w:sz="1" w:space="0" w:color="CCCCCC"/>
-              <w:right w:val="single" w:sz="1" w:space="0" w:color="CCCCCC"/>
-            </w:tcBorders>
-            <w:shd w:val="clear" w:color="auto" w:fill="FFFFFF"/>
-            <w:tcMar>
-              <w:top w:w="80" w:type="dxa"/>
-              <w:left w:w="120" w:type="dxa"/>
-              <w:bottom w:w="80" w:type="dxa"/>
-              <w:right w:w="120" w:type="dxa"/>
-            </w:tcMar>
-          </w:tcPr>
-          <w:p>
-            <w:proofErr w:type="spellStart"/>
+        <w:tc>
+          <w:tcPr>
+            <w:tcW w:w="3120" w:type="dxa"/>
+            <w:tcBorders>
+              <w:top w:val="single" w:sz="1" w:space="0" w:color="CCCCCC"/>
+              <w:left w:val="single" w:sz="1" w:space="0" w:color="CCCCCC"/>
+              <w:bottom w:val="single" w:sz="1" w:space="0" w:color="CCCCCC"/>
+              <w:right w:val="single" w:sz="1" w:space="0" w:color="CCCCCC"/>
+            </w:tcBorders>
+            <w:shd w:val="clear" w:color="auto" w:fill="FFFFFF"/>
+            <w:tcMar>
+              <w:top w:w="80" w:type="dxa"/>
+              <w:left w:w="120" w:type="dxa"/>
+              <w:bottom w:w="80" w:type="dxa"/>
+              <w:right w:w="120" w:type="dxa"/>
+            </w:tcMar>
+          </w:tcPr>
+          <w:p>
             <w:r>
               <w:rPr>
                 <w:color w:val="000000"/>
@@ -1194,7 +1039,6 @@
               </w:rPr>
               <w:t>RoomService</w:t>
             </w:r>
-            <w:proofErr w:type="spellEnd"/>
           </w:p>
         </w:tc>
         <w:tc>
@@ -1255,31 +1099,24 @@
         </w:tc>
       </w:tr>
       <w:tr>
-        <w:tblPrEx>
-          <w:tblCellMar>
-            <w:top w:w="0" w:type="dxa"/>
-            <w:bottom w:w="0" w:type="dxa"/>
-          </w:tblCellMar>
-        </w:tblPrEx>
-        <w:tc>
-          <w:tcPr>
-            <w:tcW w:w="3120" w:type="dxa"/>
-            <w:tcBorders>
-              <w:top w:val="single" w:sz="1" w:space="0" w:color="CCCCCC"/>
-              <w:left w:val="single" w:sz="1" w:space="0" w:color="CCCCCC"/>
-              <w:bottom w:val="single" w:sz="1" w:space="0" w:color="CCCCCC"/>
-              <w:right w:val="single" w:sz="1" w:space="0" w:color="CCCCCC"/>
-            </w:tcBorders>
-            <w:shd w:val="clear" w:color="auto" w:fill="FFFFFF"/>
-            <w:tcMar>
-              <w:top w:w="80" w:type="dxa"/>
-              <w:left w:w="120" w:type="dxa"/>
-              <w:bottom w:w="80" w:type="dxa"/>
-              <w:right w:w="120" w:type="dxa"/>
-            </w:tcMar>
-          </w:tcPr>
-          <w:p>
-            <w:proofErr w:type="spellStart"/>
+        <w:tc>
+          <w:tcPr>
+            <w:tcW w:w="3120" w:type="dxa"/>
+            <w:tcBorders>
+              <w:top w:val="single" w:sz="1" w:space="0" w:color="CCCCCC"/>
+              <w:left w:val="single" w:sz="1" w:space="0" w:color="CCCCCC"/>
+              <w:bottom w:val="single" w:sz="1" w:space="0" w:color="CCCCCC"/>
+              <w:right w:val="single" w:sz="1" w:space="0" w:color="CCCCCC"/>
+            </w:tcBorders>
+            <w:shd w:val="clear" w:color="auto" w:fill="FFFFFF"/>
+            <w:tcMar>
+              <w:top w:w="80" w:type="dxa"/>
+              <w:left w:w="120" w:type="dxa"/>
+              <w:bottom w:w="80" w:type="dxa"/>
+              <w:right w:w="120" w:type="dxa"/>
+            </w:tcMar>
+          </w:tcPr>
+          <w:p>
             <w:r>
               <w:rPr>
                 <w:color w:val="000000"/>
@@ -1288,7 +1125,6 @@
               </w:rPr>
               <w:t>RandomTriviaService</w:t>
             </w:r>
-            <w:proofErr w:type="spellEnd"/>
           </w:p>
         </w:tc>
         <w:tc>
@@ -1343,45 +1179,30 @@
                 <w:sz w:val="20"/>
                 <w:szCs w:val="20"/>
               </w:rPr>
-              <w:t>Pic</w:t>
-            </w:r>
-            <w:r>
-              <w:rPr>
-                <w:color w:val="000000"/>
-                <w:sz w:val="20"/>
-                <w:szCs w:val="20"/>
-              </w:rPr>
-              <w:t>ks random mixed questions and starts a single-player game</w:t>
+              <w:t>Picks random mixed questions and starts a single-player game</w:t>
             </w:r>
           </w:p>
         </w:tc>
       </w:tr>
       <w:tr>
-        <w:tblPrEx>
-          <w:tblCellMar>
-            <w:top w:w="0" w:type="dxa"/>
-            <w:bottom w:w="0" w:type="dxa"/>
-          </w:tblCellMar>
-        </w:tblPrEx>
-        <w:tc>
-          <w:tcPr>
-            <w:tcW w:w="3120" w:type="dxa"/>
-            <w:tcBorders>
-              <w:top w:val="single" w:sz="1" w:space="0" w:color="CCCCCC"/>
-              <w:left w:val="single" w:sz="1" w:space="0" w:color="CCCCCC"/>
-              <w:bottom w:val="single" w:sz="1" w:space="0" w:color="CCCCCC"/>
-              <w:right w:val="single" w:sz="1" w:space="0" w:color="CCCCCC"/>
-            </w:tcBorders>
-            <w:shd w:val="clear" w:color="auto" w:fill="FFFFFF"/>
-            <w:tcMar>
-              <w:top w:w="80" w:type="dxa"/>
-              <w:left w:w="120" w:type="dxa"/>
-              <w:bottom w:w="80" w:type="dxa"/>
-              <w:right w:w="120" w:type="dxa"/>
-            </w:tcMar>
-          </w:tcPr>
-          <w:p>
-            <w:proofErr w:type="spellStart"/>
+        <w:tc>
+          <w:tcPr>
+            <w:tcW w:w="3120" w:type="dxa"/>
+            <w:tcBorders>
+              <w:top w:val="single" w:sz="1" w:space="0" w:color="CCCCCC"/>
+              <w:left w:val="single" w:sz="1" w:space="0" w:color="CCCCCC"/>
+              <w:bottom w:val="single" w:sz="1" w:space="0" w:color="CCCCCC"/>
+              <w:right w:val="single" w:sz="1" w:space="0" w:color="CCCCCC"/>
+            </w:tcBorders>
+            <w:shd w:val="clear" w:color="auto" w:fill="FFFFFF"/>
+            <w:tcMar>
+              <w:top w:w="80" w:type="dxa"/>
+              <w:left w:w="120" w:type="dxa"/>
+              <w:bottom w:w="80" w:type="dxa"/>
+              <w:right w:w="120" w:type="dxa"/>
+            </w:tcMar>
+          </w:tcPr>
+          <w:p>
             <w:r>
               <w:rPr>
                 <w:color w:val="000000"/>
@@ -1390,7 +1211,6 @@
               </w:rPr>
               <w:t>ClientSocket</w:t>
             </w:r>
-            <w:proofErr w:type="spellEnd"/>
           </w:p>
         </w:tc>
         <w:tc>
@@ -1503,10 +1323,7 @@
         <w:spacing w:before="60" w:after="60"/>
       </w:pPr>
       <w:r>
-        <w:t>Register: user sends name, username, and password. New</w:t>
-      </w:r>
-      <w:r>
-        <w:t xml:space="preserve"> account is added to users.txt and in-memory map. Returns error if username is taken.</w:t>
+        <w:t>Register: user sends name, username, and password. New account is added to users.txt and in-memory map. Returns error if username is taken.</w:t>
       </w:r>
     </w:p>
     <w:p>
@@ -1555,23 +1372,7 @@
         <w:spacing w:before="80" w:after="80"/>
       </w:pPr>
       <w:r>
-        <w:t xml:space="preserve">Player picks category, difficulty, and number of questions. Questions are fetched from the </w:t>
-      </w:r>
-      <w:proofErr w:type="spellStart"/>
-      <w:r>
-        <w:t>LookupServer</w:t>
-      </w:r>
-      <w:proofErr w:type="spellEnd"/>
-      <w:r>
-        <w:t xml:space="preserve"> with those filters. A dedicated Game and </w:t>
-      </w:r>
-      <w:proofErr w:type="spellStart"/>
-      <w:r>
-        <w:t>GameLoop</w:t>
-      </w:r>
-      <w:proofErr w:type="spellEnd"/>
-      <w:r>
-        <w:t xml:space="preserve"> are created for the player alone.</w:t>
+        <w:t>Player picks category, difficulty, and number of questions. Questions are fetched from the LookupServer with those filters. A dedicated Game and GameLoop are created for the player alone.</w:t>
       </w:r>
     </w:p>
     <w:p>
@@ -1599,13 +1400,7 @@
         <w:spacing w:before="80" w:after="80"/>
       </w:pPr>
       <w:r>
-        <w:t>Two teams of equal size play against each other</w:t>
-      </w:r>
-      <w:r>
-        <w:t>. The team creator (first player) sets category, difficulty, and number of questions using a numbered menu. Other players join by team name. Only when both teams exist and are equal in size can the game start. The game is shared: all players answer the sam</w:t>
-      </w:r>
-      <w:r>
-        <w:t>e questions and see each other's scores.</w:t>
+        <w:t>Two teams of equal size play against each other. The team creator (first player) sets category, difficulty, and number of questions using a numbered menu. Other players join by team name. Only when both teams exist and are equal in size can the game start. The game is shared: all players answer the same questions and see each other's scores.</w:t>
       </w:r>
     </w:p>
     <w:p>
@@ -1633,10 +1428,7 @@
         <w:spacing w:before="80" w:after="80"/>
       </w:pPr>
       <w:r>
-        <w:t xml:space="preserve">Players create or join named public rooms. The room creator sets category, difficulty, number of questions, and max players. Rooms are stored in memory only and deleted when the server shuts down. </w:t>
-      </w:r>
-      <w:r>
-        <w:t>The game starts automatically once the room is full.</w:t>
+        <w:t>Players create or join named public rooms. The room creator sets category, difficulty, number of questions, and max players. Rooms are stored in memory only and deleted when the server shuts down. The game starts automatically once the room is full.</w:t>
       </w:r>
     </w:p>
     <w:p>
@@ -1677,10 +1469,7 @@
         <w:pStyle w:val="Heading2"/>
       </w:pPr>
       <w:r>
-        <w:t>3.3 Question Time</w:t>
-      </w:r>
-      <w:r>
-        <w:t>r</w:t>
+        <w:t>3.3 Question Timer</w:t>
       </w:r>
     </w:p>
     <w:p>
@@ -1688,10 +1477,7 @@
         <w:spacing w:before="80" w:after="80"/>
       </w:pPr>
       <w:r>
-        <w:t xml:space="preserve">Each question has a fixed timer (default 15 seconds, configurable in config.txt). The server broadcasts time warnings that build up on one line at the client: 'Remaining: 10', then 'Remaining: 10 5', then 'Remaining: 10 5 3', then 'Remaining: 10 5 3 1'. </w:t>
-      </w:r>
-      <w:r>
-        <w:t>After the timer expires, the answer window closes and no more answers are accepted.</w:t>
+        <w:t>Each question has a fixed timer (default 15 seconds, configurable in config.txt). The server broadcasts time warnings that build up on one line at the client: 'Remaining: 10', then 'Remaining: 10 5', then 'Remaining: 10 5 3', then 'Remaining: 10 5 3 1'. After the timer expires, the answer window closes and no more answers are accepted.</w:t>
       </w:r>
     </w:p>
     <w:p>
@@ -1729,12 +1515,6 @@
         <w:gridCol w:w="4680"/>
       </w:tblGrid>
       <w:tr>
-        <w:tblPrEx>
-          <w:tblCellMar>
-            <w:top w:w="0" w:type="dxa"/>
-            <w:bottom w:w="0" w:type="dxa"/>
-          </w:tblCellMar>
-        </w:tblPrEx>
         <w:tc>
           <w:tcPr>
             <w:tcW w:w="4680" w:type="dxa"/>
@@ -1797,12 +1577,6 @@
         </w:tc>
       </w:tr>
       <w:tr>
-        <w:tblPrEx>
-          <w:tblCellMar>
-            <w:top w:w="0" w:type="dxa"/>
-            <w:bottom w:w="0" w:type="dxa"/>
-          </w:tblCellMar>
-        </w:tblPrEx>
         <w:tc>
           <w:tcPr>
             <w:tcW w:w="4680" w:type="dxa"/>
@@ -1861,12 +1635,6 @@
         </w:tc>
       </w:tr>
       <w:tr>
-        <w:tblPrEx>
-          <w:tblCellMar>
-            <w:top w:w="0" w:type="dxa"/>
-            <w:bottom w:w="0" w:type="dxa"/>
-          </w:tblCellMar>
-        </w:tblPrEx>
         <w:tc>
           <w:tcPr>
             <w:tcW w:w="4680" w:type="dxa"/>
@@ -1925,12 +1693,6 @@
         </w:tc>
       </w:tr>
       <w:tr>
-        <w:tblPrEx>
-          <w:tblCellMar>
-            <w:top w:w="0" w:type="dxa"/>
-            <w:bottom w:w="0" w:type="dxa"/>
-          </w:tblCellMar>
-        </w:tblPrEx>
         <w:tc>
           <w:tcPr>
             <w:tcW w:w="4680" w:type="dxa"/>
@@ -2020,10 +1782,7 @@
         <w:spacing w:before="80" w:after="80"/>
       </w:pPr>
       <w:r>
-        <w:t>After the last question, the server broadcasts a final results screen including: final</w:t>
-      </w:r>
-      <w:r>
-        <w:t xml:space="preserve"> score for each player, and per-question details (the question text, the player's answer, the correct answer, and whether it was correct).</w:t>
+        <w:t>After the last question, the server broadcasts a final results screen including: final score for each player, and per-question details (the question text, the player's answer, the correct answer, and whether it was correct).</w:t>
       </w:r>
     </w:p>
     <w:p>
@@ -2036,15 +1795,7 @@
         <w:pStyle w:val="Heading2"/>
       </w:pPr>
       <w:r>
-        <w:t xml:space="preserve">3.6 </w:t>
-      </w:r>
-      <w:proofErr w:type="gramStart"/>
-      <w:r>
-        <w:t>Score</w:t>
-      </w:r>
-      <w:proofErr w:type="gramEnd"/>
-      <w:r>
-        <w:t xml:space="preserve"> History</w:t>
+        <w:t>3.6 Score History</w:t>
       </w:r>
     </w:p>
     <w:p>
@@ -2053,18 +1804,7 @@
       </w:pPr>
       <w:r>
         <w:lastRenderedPageBreak/>
-        <w:t xml:space="preserve">Every player's scores are saved to scores.txt in the format </w:t>
-      </w:r>
-      <w:proofErr w:type="gramStart"/>
-      <w:r>
-        <w:t>username:score</w:t>
-      </w:r>
-      <w:proofErr w:type="gramEnd"/>
-      <w:r>
-        <w:t>1,score2,score3. The Adm</w:t>
-      </w:r>
-      <w:r>
-        <w:t>in Panel reads this file to compute statistics.</w:t>
+        <w:t>Every player's scores are saved to scores.txt in the format username:score1,score2,score3. The Admin Panel reads this file to compute statistics.</w:t>
       </w:r>
     </w:p>
     <w:p>
@@ -2098,15 +1838,7 @@
         <w:spacing w:before="60" w:after="60"/>
       </w:pPr>
       <w:r>
-        <w:t xml:space="preserve">Total connected players (live count using </w:t>
-      </w:r>
-      <w:proofErr w:type="spellStart"/>
-      <w:r>
-        <w:t>AtomicInteger</w:t>
-      </w:r>
-      <w:proofErr w:type="spellEnd"/>
-      <w:r>
-        <w:t>).</w:t>
+        <w:t>Total connected players (live count using AtomicInteger).</w:t>
       </w:r>
     </w:p>
     <w:p>
@@ -2132,15 +1864,7 @@
         <w:spacing w:before="60" w:after="60"/>
       </w:pPr>
       <w:r>
-        <w:t xml:space="preserve">Total questions played (calculated from scores.txt and </w:t>
-      </w:r>
-      <w:proofErr w:type="spellStart"/>
-      <w:r>
-        <w:t>maxQuestions</w:t>
-      </w:r>
-      <w:proofErr w:type="spellEnd"/>
-      <w:r>
-        <w:t xml:space="preserve"> config).</w:t>
+        <w:t>Total questions played (calculated from scores.txt and maxQuestions config).</w:t>
       </w:r>
     </w:p>
     <w:p>
@@ -2179,15 +1903,7 @@
         <w:spacing w:before="60" w:after="60"/>
       </w:pPr>
       <w:r>
-        <w:t xml:space="preserve">Client </w:t>
-      </w:r>
-      <w:proofErr w:type="gramStart"/>
-      <w:r>
-        <w:t>disconnect</w:t>
-      </w:r>
-      <w:proofErr w:type="gramEnd"/>
-      <w:r>
-        <w:t xml:space="preserve"> at any point is caught; the server logs it and decrements the player count.</w:t>
+        <w:t>Client disconnect at any point is caught; the server logs it and decrements the player count.</w:t>
       </w:r>
     </w:p>
     <w:p>
@@ -2213,10 +1929,7 @@
         <w:spacing w:before="60" w:after="60"/>
       </w:pPr>
       <w:r>
-        <w:t>Answers submitted outside the answer window are rejected with 'Wait for the q</w:t>
-      </w:r>
-      <w:r>
-        <w:t>uestion'.</w:t>
+        <w:t>Answers submitted outside the answer window are rejected with 'Wait for the question'.</w:t>
       </w:r>
     </w:p>
     <w:p>
@@ -2242,15 +1955,7 @@
         <w:spacing w:before="60" w:after="60"/>
       </w:pPr>
       <w:r>
-        <w:t>If no questions match the selected filter (</w:t>
-      </w:r>
-      <w:proofErr w:type="spellStart"/>
-      <w:r>
-        <w:t>LookupServer</w:t>
-      </w:r>
-      <w:proofErr w:type="spellEnd"/>
-      <w:r>
-        <w:t xml:space="preserve"> returns empty), the server notifies the player instead of starting an empty game.</w:t>
+        <w:t>If no questions match the selected filter (LookupServer returns empty), the server notifies the player instead of starting an empty game.</w:t>
       </w:r>
     </w:p>
     <w:p>
@@ -2263,10 +1968,7 @@
         <w:spacing w:before="60" w:after="60"/>
       </w:pPr>
       <w:r>
-        <w:t xml:space="preserve">Registration with a taken username </w:t>
-      </w:r>
-      <w:r>
-        <w:t>returns an appropriate error message.</w:t>
+        <w:t>Registration with a taken username returns an appropriate error message.</w:t>
       </w:r>
     </w:p>
     <w:p>
@@ -2287,23 +1989,7 @@
         <w:spacing w:before="80" w:after="80"/>
       </w:pPr>
       <w:r>
-        <w:t xml:space="preserve">The </w:t>
-      </w:r>
-      <w:proofErr w:type="spellStart"/>
-      <w:r>
-        <w:t>LookupServer</w:t>
-      </w:r>
-      <w:proofErr w:type="spellEnd"/>
-      <w:r>
-        <w:t xml:space="preserve"> is a fully independent TCP server on port 6661. It loads all questions from questions.txt once on </w:t>
-      </w:r>
-      <w:proofErr w:type="spellStart"/>
-      <w:r>
-        <w:t>startup</w:t>
-      </w:r>
-      <w:proofErr w:type="spellEnd"/>
-      <w:r>
-        <w:t>. The Game Server connects to it as a client each time it needs questions.</w:t>
+        <w:t>The LookupServer is a fully independent TCP server on port 6661. It loads all questions from questions.txt once on startup. The Game Server connects to it as a client each time it needs questions.</w:t>
       </w:r>
     </w:p>
     <w:p>
@@ -2311,10 +1997,7 @@
         <w:spacing w:before="80" w:after="80"/>
       </w:pPr>
       <w:r>
-        <w:t>Req</w:t>
-      </w:r>
-      <w:r>
-        <w:t>uest format sent by the Game Server:</w:t>
+        <w:t>Request format sent by the Game Server:</w:t>
       </w:r>
     </w:p>
     <w:p>
@@ -2322,7 +2005,6 @@
         <w:spacing w:before="40" w:after="40"/>
         <w:ind w:left="720"/>
       </w:pPr>
-      <w:proofErr w:type="spellStart"/>
       <w:r>
         <w:rPr>
           <w:rFonts w:ascii="Courier New" w:eastAsia="Courier New" w:hAnsi="Courier New" w:cs="Courier New"/>
@@ -2332,7 +2014,6 @@
         </w:rPr>
         <w:t>category|level|count</w:t>
       </w:r>
-      <w:proofErr w:type="spellEnd"/>
     </w:p>
     <w:p>
       <w:pPr>
@@ -2355,18 +2036,7 @@
         <w:spacing w:before="80" w:after="80"/>
       </w:pPr>
       <w:r>
-        <w:t>Multiple simultaneous connections are supported — eac</w:t>
-      </w:r>
-      <w:r>
-        <w:t>h request is handled in its own thread (</w:t>
-      </w:r>
-      <w:proofErr w:type="spellStart"/>
-      <w:r>
-        <w:t>LookupHandler</w:t>
-      </w:r>
-      <w:proofErr w:type="spellEnd"/>
-      <w:r>
-        <w:t xml:space="preserve"> implements Runnable).</w:t>
+        <w:t>Multiple simultaneous connections are supported — each request is handled in its own thread (LookupHandler implements Runnable).</w:t>
       </w:r>
     </w:p>
     <w:p>
@@ -2404,32 +2074,8 @@
         </w:numPr>
         <w:spacing w:before="60" w:after="60"/>
       </w:pPr>
-      <w:proofErr w:type="spellStart"/>
-      <w:r>
-        <w:t>TeamService</w:t>
-      </w:r>
-      <w:proofErr w:type="spellEnd"/>
-      <w:r>
-        <w:t xml:space="preserve"> and </w:t>
-      </w:r>
-      <w:proofErr w:type="spellStart"/>
-      <w:r>
-        <w:t>RoomSe</w:t>
-      </w:r>
-      <w:r>
-        <w:t>rvice</w:t>
-      </w:r>
-      <w:proofErr w:type="spellEnd"/>
-      <w:r>
-        <w:t xml:space="preserve"> are static shared instances in </w:t>
-      </w:r>
-      <w:proofErr w:type="spellStart"/>
-      <w:r>
-        <w:t>GameOptionsService</w:t>
-      </w:r>
-      <w:proofErr w:type="spellEnd"/>
-      <w:r>
-        <w:t xml:space="preserve"> so all client threads share the same teams and rooms list.</w:t>
+      <w:r>
+        <w:t>TeamService and RoomService are static shared instances in GameOptionsService so all client threads share the same teams and rooms list.</w:t>
       </w:r>
     </w:p>
     <w:p>
@@ -2456,33 +2102,7 @@
       </w:pPr>
       <w:r>
         <w:lastRenderedPageBreak/>
-        <w:t xml:space="preserve">The answer loop in </w:t>
-      </w:r>
-      <w:proofErr w:type="spellStart"/>
-      <w:r>
-        <w:t>ServerSocketTCP</w:t>
-      </w:r>
-      <w:proofErr w:type="spellEnd"/>
-      <w:r>
-        <w:t xml:space="preserve"> uses non-blocking polling (</w:t>
-      </w:r>
-      <w:proofErr w:type="spellStart"/>
-      <w:proofErr w:type="gramStart"/>
-      <w:r>
-        <w:t>in.available</w:t>
-      </w:r>
-      <w:proofErr w:type="spellEnd"/>
-      <w:proofErr w:type="gramEnd"/>
-      <w:r>
-        <w:t xml:space="preserve">()) combined with checking </w:t>
-      </w:r>
-      <w:proofErr w:type="spellStart"/>
-      <w:r>
-        <w:t>GameLoop.gameFinished</w:t>
-      </w:r>
-      <w:proofErr w:type="spellEnd"/>
-      <w:r>
-        <w:t xml:space="preserve"> every 100ms to avoid blocking the thread while still detecting game end.</w:t>
+        <w:t>The answer loop in ServerSocketTCP uses non-blocking polling (in.available()) combined with checking GameLoop.gameFinished every 100ms to avoid blocking the thread while still detecting game end.</w:t>
       </w:r>
     </w:p>
     <w:p>
@@ -2495,26 +2115,7 @@
         <w:spacing w:before="60" w:after="60"/>
       </w:pPr>
       <w:r>
-        <w:t xml:space="preserve">The </w:t>
-      </w:r>
-      <w:proofErr w:type="spellStart"/>
-      <w:r>
-        <w:t>TeamService.teamMenu</w:t>
-      </w:r>
-      <w:proofErr w:type="spellEnd"/>
-      <w:r>
-        <w:t xml:space="preserve">() polling loop checks </w:t>
-      </w:r>
-      <w:proofErr w:type="spellStart"/>
-      <w:r>
-        <w:t>activeGame</w:t>
-      </w:r>
-      <w:proofErr w:type="spellEnd"/>
-      <w:r>
-        <w:t xml:space="preserve"> ev</w:t>
-      </w:r>
-      <w:r>
-        <w:t>ery 500ms so waiting players automatically exit the menu and join the answer loop the moment another player starts the game, without needing a network signal.</w:t>
+        <w:t>The TeamService.teamMenu() polling loop checks activeGame every 500ms so waiting players automatically exit the menu and join the answer loop the moment another player starts the game, without needing a network signal.</w:t>
       </w:r>
     </w:p>
     <w:p>
@@ -2540,10 +2141,7 @@
         <w:spacing w:before="60" w:after="60"/>
       </w:pPr>
       <w:r>
-        <w:t>The 'wins' count in</w:t>
-      </w:r>
-      <w:r>
-        <w:t xml:space="preserve"> the Admin Panel is defined as the number of game sessions a player has played (number of score entries in scores.txt).</w:t>
+        <w:t>The 'wins' count in the Admin Panel is defined as the number of game sessions a player has played (number of score entries in scores.txt).</w:t>
       </w:r>
     </w:p>
     <w:p>
@@ -2569,10 +2167,7 @@
         <w:spacing w:before="60" w:after="60"/>
       </w:pPr>
       <w:r>
-        <w:t>The questions.txt file must end with a bl</w:t>
-      </w:r>
-      <w:r>
-        <w:t>ank line to avoid the last question merging with the first line of users.txt during file reading.</w:t>
+        <w:t>The questions.txt file must end with a blank line to avoid the last question merging with the first line of users.txt during file reading.</w:t>
       </w:r>
     </w:p>
     <w:p>
@@ -2612,12 +2207,6 @@
         <w:gridCol w:w="2128"/>
       </w:tblGrid>
       <w:tr>
-        <w:tblPrEx>
-          <w:tblCellMar>
-            <w:top w:w="0" w:type="dxa"/>
-            <w:bottom w:w="0" w:type="dxa"/>
-          </w:tblCellMar>
-        </w:tblPrEx>
         <w:tc>
           <w:tcPr>
             <w:tcW w:w="2340" w:type="dxa"/>
@@ -2740,12 +2329,6 @@
         </w:tc>
       </w:tr>
       <w:tr>
-        <w:tblPrEx>
-          <w:tblCellMar>
-            <w:top w:w="0" w:type="dxa"/>
-            <w:bottom w:w="0" w:type="dxa"/>
-          </w:tblCellMar>
-        </w:tblPrEx>
         <w:tc>
           <w:tcPr>
             <w:tcW w:w="2340" w:type="dxa"/>
@@ -2820,34 +2403,14 @@
             </w:tcMar>
           </w:tcPr>
           <w:p>
-            <w:proofErr w:type="spellStart"/>
-            <w:r>
-              <w:rPr>
-                <w:color w:val="000000"/>
-                <w:sz w:val="20"/>
-                <w:szCs w:val="20"/>
-              </w:rPr>
-              <w:t>text|category|level|</w:t>
-            </w:r>
-            <w:proofErr w:type="gramStart"/>
-            <w:r>
-              <w:rPr>
-                <w:color w:val="000000"/>
-                <w:sz w:val="20"/>
-                <w:szCs w:val="20"/>
-              </w:rPr>
-              <w:t>A,B</w:t>
-            </w:r>
-            <w:proofErr w:type="gramEnd"/>
-            <w:r>
-              <w:rPr>
-                <w:color w:val="000000"/>
-                <w:sz w:val="20"/>
-                <w:szCs w:val="20"/>
-              </w:rPr>
-              <w:t>,C,D|answer</w:t>
-            </w:r>
-            <w:proofErr w:type="spellEnd"/>
+            <w:r>
+              <w:rPr>
+                <w:color w:val="000000"/>
+                <w:sz w:val="20"/>
+                <w:szCs w:val="20"/>
+              </w:rPr>
+              <w:t>text|category|level|A,B,C,D|answer</w:t>
+            </w:r>
           </w:p>
         </w:tc>
         <w:tc>
@@ -2874,28 +2437,12 @@
                 <w:sz w:val="20"/>
                 <w:szCs w:val="20"/>
               </w:rPr>
-              <w:t xml:space="preserve">Questions bank loaded by </w:t>
-            </w:r>
-            <w:proofErr w:type="spellStart"/>
-            <w:r>
-              <w:rPr>
-                <w:color w:val="000000"/>
-                <w:sz w:val="20"/>
-                <w:szCs w:val="20"/>
-              </w:rPr>
-              <w:t>LookupServer</w:t>
-            </w:r>
-            <w:proofErr w:type="spellEnd"/>
+              <w:t>Questions bank loaded by LookupServer</w:t>
+            </w:r>
           </w:p>
         </w:tc>
       </w:tr>
       <w:tr>
-        <w:tblPrEx>
-          <w:tblCellMar>
-            <w:top w:w="0" w:type="dxa"/>
-            <w:bottom w:w="0" w:type="dxa"/>
-          </w:tblCellMar>
-        </w:tblPrEx>
         <w:tc>
           <w:tcPr>
             <w:tcW w:w="2340" w:type="dxa"/>
@@ -2970,8 +2517,6 @@
             </w:tcMar>
           </w:tcPr>
           <w:p>
-            <w:proofErr w:type="spellStart"/>
-            <w:proofErr w:type="gramStart"/>
             <w:r>
               <w:rPr>
                 <w:color w:val="000000"/>
@@ -2980,8 +2525,6 @@
               </w:rPr>
               <w:t>username,password</w:t>
             </w:r>
-            <w:proofErr w:type="spellEnd"/>
-            <w:proofErr w:type="gramEnd"/>
           </w:p>
         </w:tc>
         <w:tc>
@@ -3008,36 +2551,12 @@
                 <w:sz w:val="20"/>
                 <w:szCs w:val="20"/>
               </w:rPr>
-              <w:t xml:space="preserve">User credentials loaded on </w:t>
-            </w:r>
-            <w:proofErr w:type="spellStart"/>
-            <w:r>
-              <w:rPr>
-                <w:color w:val="000000"/>
-                <w:sz w:val="20"/>
-                <w:szCs w:val="20"/>
-              </w:rPr>
-              <w:t>startup</w:t>
-            </w:r>
-            <w:proofErr w:type="spellEnd"/>
-            <w:r>
-              <w:rPr>
-                <w:color w:val="000000"/>
-                <w:sz w:val="20"/>
-                <w:szCs w:val="20"/>
-              </w:rPr>
-              <w:t>; new users appended on register</w:t>
+              <w:t>User credentials loaded on startup; new users appended on register</w:t>
             </w:r>
           </w:p>
         </w:tc>
       </w:tr>
       <w:tr>
-        <w:tblPrEx>
-          <w:tblCellMar>
-            <w:top w:w="0" w:type="dxa"/>
-            <w:bottom w:w="0" w:type="dxa"/>
-          </w:tblCellMar>
-        </w:tblPrEx>
         <w:tc>
           <w:tcPr>
             <w:tcW w:w="2340" w:type="dxa"/>
@@ -3112,23 +2631,13 @@
             </w:tcMar>
           </w:tcPr>
           <w:p>
-            <w:proofErr w:type="gramStart"/>
-            <w:r>
-              <w:rPr>
-                <w:color w:val="000000"/>
-                <w:sz w:val="20"/>
-                <w:szCs w:val="20"/>
-              </w:rPr>
-              <w:t>username:s</w:t>
-            </w:r>
-            <w:proofErr w:type="gramEnd"/>
-            <w:r>
-              <w:rPr>
-                <w:color w:val="000000"/>
-                <w:sz w:val="20"/>
-                <w:szCs w:val="20"/>
-              </w:rPr>
-              <w:t>1,s2,s3</w:t>
+            <w:r>
+              <w:rPr>
+                <w:color w:val="000000"/>
+                <w:sz w:val="20"/>
+                <w:szCs w:val="20"/>
+              </w:rPr>
+              <w:t>username:s1,s2,s3</w:t>
             </w:r>
           </w:p>
         </w:tc>
@@ -3162,12 +2671,6 @@
         </w:tc>
       </w:tr>
       <w:tr>
-        <w:tblPrEx>
-          <w:tblCellMar>
-            <w:top w:w="0" w:type="dxa"/>
-            <w:bottom w:w="0" w:type="dxa"/>
-          </w:tblCellMar>
-        </w:tblPrEx>
         <w:tc>
           <w:tcPr>
             <w:tcW w:w="2340" w:type="dxa"/>
@@ -3276,61 +2779,7 @@
                 <w:sz w:val="20"/>
                 <w:szCs w:val="20"/>
               </w:rPr>
-              <w:t>Server config: min/</w:t>
-            </w:r>
-            <w:proofErr w:type="spellStart"/>
-            <w:r>
-              <w:rPr>
-                <w:color w:val="000000"/>
-                <w:sz w:val="20"/>
-                <w:szCs w:val="20"/>
-              </w:rPr>
-              <w:t>maxPlayers</w:t>
-            </w:r>
-            <w:proofErr w:type="spellEnd"/>
-            <w:r>
-              <w:rPr>
-                <w:color w:val="000000"/>
-                <w:sz w:val="20"/>
-                <w:szCs w:val="20"/>
-              </w:rPr>
-              <w:t xml:space="preserve">, </w:t>
-            </w:r>
-            <w:proofErr w:type="spellStart"/>
-            <w:r>
-              <w:rPr>
-                <w:color w:val="000000"/>
-                <w:sz w:val="20"/>
-                <w:szCs w:val="20"/>
-              </w:rPr>
-              <w:t>questionTime</w:t>
-            </w:r>
-            <w:proofErr w:type="spellEnd"/>
-            <w:r>
-              <w:rPr>
-                <w:color w:val="000000"/>
-                <w:sz w:val="20"/>
-                <w:szCs w:val="20"/>
-              </w:rPr>
-              <w:t xml:space="preserve">, </w:t>
-            </w:r>
-            <w:proofErr w:type="spellStart"/>
-            <w:r>
-              <w:rPr>
-                <w:color w:val="000000"/>
-                <w:sz w:val="20"/>
-                <w:szCs w:val="20"/>
-              </w:rPr>
-              <w:t>maxQuestions</w:t>
-            </w:r>
-            <w:proofErr w:type="spellEnd"/>
-            <w:r>
-              <w:rPr>
-                <w:color w:val="000000"/>
-                <w:sz w:val="20"/>
-                <w:szCs w:val="20"/>
-              </w:rPr>
-              <w:t>, room limits</w:t>
+              <w:t>Server config: min/maxPlayers, questionTime, maxQuestions, room limits</w:t>
             </w:r>
           </w:p>
         </w:tc>
@@ -3393,10 +2842,7 @@
         <w:spacing w:before="60" w:after="60"/>
       </w:pPr>
       <w:r>
-        <w:t xml:space="preserve">Three terminal windows minimum (one per server + one per </w:t>
-      </w:r>
-      <w:r>
-        <w:t>client)</w:t>
+        <w:t>Three terminal windows minimum (one per server + one per client)</w:t>
       </w:r>
     </w:p>
     <w:p>
@@ -3423,15 +2869,7 @@
       </w:pPr>
       <w:r>
         <w:lastRenderedPageBreak/>
-        <w:t xml:space="preserve">Open Terminal 1. Navigate to the project root. Start the </w:t>
-      </w:r>
-      <w:proofErr w:type="spellStart"/>
-      <w:r>
-        <w:t>LookupServer</w:t>
-      </w:r>
-      <w:proofErr w:type="spellEnd"/>
-      <w:r>
-        <w:t>:</w:t>
+        <w:t>Open Terminal 1. Navigate to the project root. Start the LookupServer:</w:t>
       </w:r>
     </w:p>
     <w:p>
@@ -3439,7 +2877,6 @@
         <w:spacing w:before="40" w:after="40"/>
         <w:ind w:left="720"/>
       </w:pPr>
-      <w:proofErr w:type="spellStart"/>
       <w:r>
         <w:rPr>
           <w:rFonts w:ascii="Courier New" w:eastAsia="Courier New" w:hAnsi="Courier New" w:cs="Courier New"/>
@@ -3447,9 +2884,40 @@
           <w:sz w:val="20"/>
           <w:szCs w:val="20"/>
         </w:rPr>
-        <w:t>mvn</w:t>
-      </w:r>
-      <w:proofErr w:type="spellEnd"/>
+        <w:t>mvn exec:java -Dexec.mainClass="com.example.server.LookupServer"</w:t>
+      </w:r>
+    </w:p>
+    <w:p>
+      <w:pPr>
+        <w:spacing w:before="80" w:after="80"/>
+      </w:pPr>
+      <w:r>
+        <w:t>Wait for: [LookupServer] Started on port 6661</w:t>
+      </w:r>
+    </w:p>
+    <w:p>
+      <w:pPr>
+        <w:spacing w:before="40" w:after="40"/>
+      </w:pPr>
+    </w:p>
+    <w:p>
+      <w:pPr>
+        <w:pStyle w:val="ListParagraph"/>
+        <w:numPr>
+          <w:ilvl w:val="0"/>
+          <w:numId w:val="3"/>
+        </w:numPr>
+        <w:spacing w:before="60" w:after="60"/>
+      </w:pPr>
+      <w:r>
+        <w:t>Open Terminal 2. Start the Game Server:</w:t>
+      </w:r>
+    </w:p>
+    <w:p>
+      <w:pPr>
+        <w:spacing w:before="40" w:after="40"/>
+        <w:ind w:left="720"/>
+      </w:pPr>
       <w:r>
         <w:rPr>
           <w:rFonts w:ascii="Courier New" w:eastAsia="Courier New" w:hAnsi="Courier New" w:cs="Courier New"/>
@@ -3457,9 +2925,40 @@
           <w:sz w:val="20"/>
           <w:szCs w:val="20"/>
         </w:rPr>
-        <w:t xml:space="preserve"> </w:t>
-      </w:r>
-      <w:proofErr w:type="spellStart"/>
+        <w:t>mvn exec:java -Dexec.mainClass="com.example.server.ServerSocketTCP"</w:t>
+      </w:r>
+    </w:p>
+    <w:p>
+      <w:pPr>
+        <w:spacing w:before="80" w:after="80"/>
+      </w:pPr>
+      <w:r>
+        <w:t>Wait for: Server Started</w:t>
+      </w:r>
+    </w:p>
+    <w:p>
+      <w:pPr>
+        <w:spacing w:before="40" w:after="40"/>
+      </w:pPr>
+    </w:p>
+    <w:p>
+      <w:pPr>
+        <w:pStyle w:val="ListParagraph"/>
+        <w:numPr>
+          <w:ilvl w:val="0"/>
+          <w:numId w:val="3"/>
+        </w:numPr>
+        <w:spacing w:before="60" w:after="60"/>
+      </w:pPr>
+      <w:r>
+        <w:t>Open Terminal 3 (and more for multiplayer). Start a Client:</w:t>
+      </w:r>
+    </w:p>
+    <w:p>
+      <w:pPr>
+        <w:spacing w:before="40" w:after="40"/>
+        <w:ind w:left="720"/>
+      </w:pPr>
       <w:r>
         <w:rPr>
           <w:rFonts w:ascii="Courier New" w:eastAsia="Courier New" w:hAnsi="Courier New" w:cs="Courier New"/>
@@ -3467,366 +2966,7 @@
           <w:sz w:val="20"/>
           <w:szCs w:val="20"/>
         </w:rPr>
-        <w:t>exec:java</w:t>
-      </w:r>
-      <w:proofErr w:type="spellEnd"/>
-      <w:r>
-        <w:rPr>
-          <w:rFonts w:ascii="Courier New" w:eastAsia="Courier New" w:hAnsi="Courier New" w:cs="Courier New"/>
-          <w:color w:val="1A1A1A"/>
-          <w:sz w:val="20"/>
-          <w:szCs w:val="20"/>
-        </w:rPr>
-        <w:t xml:space="preserve"> -</w:t>
-      </w:r>
-      <w:proofErr w:type="spellStart"/>
-      <w:r>
-        <w:rPr>
-          <w:rFonts w:ascii="Courier New" w:eastAsia="Courier New" w:hAnsi="Courier New" w:cs="Courier New"/>
-          <w:color w:val="1A1A1A"/>
-          <w:sz w:val="20"/>
-          <w:szCs w:val="20"/>
-        </w:rPr>
-        <w:t>Dexec.mainClass</w:t>
-      </w:r>
-      <w:proofErr w:type="spellEnd"/>
-      <w:r>
-        <w:rPr>
-          <w:rFonts w:ascii="Courier New" w:eastAsia="Courier New" w:hAnsi="Courier New" w:cs="Courier New"/>
-          <w:color w:val="1A1A1A"/>
-          <w:sz w:val="20"/>
-          <w:szCs w:val="20"/>
-        </w:rPr>
-        <w:t>="</w:t>
-      </w:r>
-      <w:proofErr w:type="spellStart"/>
-      <w:r>
-        <w:rPr>
-          <w:rFonts w:ascii="Courier New" w:eastAsia="Courier New" w:hAnsi="Courier New" w:cs="Courier New"/>
-          <w:color w:val="1A1A1A"/>
-          <w:sz w:val="20"/>
-          <w:szCs w:val="20"/>
-        </w:rPr>
-        <w:t>com.</w:t>
-      </w:r>
-      <w:proofErr w:type="gramStart"/>
-      <w:r>
-        <w:rPr>
-          <w:rFonts w:ascii="Courier New" w:eastAsia="Courier New" w:hAnsi="Courier New" w:cs="Courier New"/>
-          <w:color w:val="1A1A1A"/>
-          <w:sz w:val="20"/>
-          <w:szCs w:val="20"/>
-        </w:rPr>
-        <w:t>example.server</w:t>
-      </w:r>
-      <w:proofErr w:type="gramEnd"/>
-      <w:r>
-        <w:rPr>
-          <w:rFonts w:ascii="Courier New" w:eastAsia="Courier New" w:hAnsi="Courier New" w:cs="Courier New"/>
-          <w:color w:val="1A1A1A"/>
-          <w:sz w:val="20"/>
-          <w:szCs w:val="20"/>
-        </w:rPr>
-        <w:t>.LookupServer</w:t>
-      </w:r>
-      <w:proofErr w:type="spellEnd"/>
-      <w:r>
-        <w:rPr>
-          <w:rFonts w:ascii="Courier New" w:eastAsia="Courier New" w:hAnsi="Courier New" w:cs="Courier New"/>
-          <w:color w:val="1A1A1A"/>
-          <w:sz w:val="20"/>
-          <w:szCs w:val="20"/>
-        </w:rPr>
-        <w:t>"</w:t>
-      </w:r>
-    </w:p>
-    <w:p>
-      <w:pPr>
-        <w:spacing w:before="80" w:after="80"/>
-      </w:pPr>
-      <w:r>
-        <w:t>Wait for: [</w:t>
-      </w:r>
-      <w:proofErr w:type="spellStart"/>
-      <w:r>
-        <w:t>LookupServer</w:t>
-      </w:r>
-      <w:proofErr w:type="spellEnd"/>
-      <w:r>
-        <w:t>] Started on port 6661</w:t>
-      </w:r>
-    </w:p>
-    <w:p>
-      <w:pPr>
-        <w:spacing w:before="40" w:after="40"/>
-      </w:pPr>
-    </w:p>
-    <w:p>
-      <w:pPr>
-        <w:pStyle w:val="ListParagraph"/>
-        <w:numPr>
-          <w:ilvl w:val="0"/>
-          <w:numId w:val="3"/>
-        </w:numPr>
-        <w:spacing w:before="60" w:after="60"/>
-      </w:pPr>
-      <w:r>
-        <w:t>Open Terminal 2. Start the Game Server:</w:t>
-      </w:r>
-    </w:p>
-    <w:p>
-      <w:pPr>
-        <w:spacing w:before="40" w:after="40"/>
-        <w:ind w:left="720"/>
-      </w:pPr>
-      <w:proofErr w:type="spellStart"/>
-      <w:r>
-        <w:rPr>
-          <w:rFonts w:ascii="Courier New" w:eastAsia="Courier New" w:hAnsi="Courier New" w:cs="Courier New"/>
-          <w:color w:val="1A1A1A"/>
-          <w:sz w:val="20"/>
-          <w:szCs w:val="20"/>
-        </w:rPr>
-        <w:t>mvn</w:t>
-      </w:r>
-      <w:proofErr w:type="spellEnd"/>
-      <w:r>
-        <w:rPr>
-          <w:rFonts w:ascii="Courier New" w:eastAsia="Courier New" w:hAnsi="Courier New" w:cs="Courier New"/>
-          <w:color w:val="1A1A1A"/>
-          <w:sz w:val="20"/>
-          <w:szCs w:val="20"/>
-        </w:rPr>
-        <w:t xml:space="preserve"> </w:t>
-      </w:r>
-      <w:proofErr w:type="spellStart"/>
-      <w:r>
-        <w:rPr>
-          <w:rFonts w:ascii="Courier New" w:eastAsia="Courier New" w:hAnsi="Courier New" w:cs="Courier New"/>
-          <w:color w:val="1A1A1A"/>
-          <w:sz w:val="20"/>
-          <w:szCs w:val="20"/>
-        </w:rPr>
-        <w:t>exec:java</w:t>
-      </w:r>
-      <w:proofErr w:type="spellEnd"/>
-      <w:r>
-        <w:rPr>
-          <w:rFonts w:ascii="Courier New" w:eastAsia="Courier New" w:hAnsi="Courier New" w:cs="Courier New"/>
-          <w:color w:val="1A1A1A"/>
-          <w:sz w:val="20"/>
-          <w:szCs w:val="20"/>
-        </w:rPr>
-        <w:t xml:space="preserve"> -</w:t>
-      </w:r>
-      <w:proofErr w:type="spellStart"/>
-      <w:r>
-        <w:rPr>
-          <w:rFonts w:ascii="Courier New" w:eastAsia="Courier New" w:hAnsi="Courier New" w:cs="Courier New"/>
-          <w:color w:val="1A1A1A"/>
-          <w:sz w:val="20"/>
-          <w:szCs w:val="20"/>
-        </w:rPr>
-        <w:t>Dexec.mainClass</w:t>
-      </w:r>
-      <w:proofErr w:type="spellEnd"/>
-      <w:r>
-        <w:rPr>
-          <w:rFonts w:ascii="Courier New" w:eastAsia="Courier New" w:hAnsi="Courier New" w:cs="Courier New"/>
-          <w:color w:val="1A1A1A"/>
-          <w:sz w:val="20"/>
-          <w:szCs w:val="20"/>
-        </w:rPr>
-        <w:t>="</w:t>
-      </w:r>
-      <w:proofErr w:type="spellStart"/>
-      <w:r>
-        <w:rPr>
-          <w:rFonts w:ascii="Courier New" w:eastAsia="Courier New" w:hAnsi="Courier New" w:cs="Courier New"/>
-          <w:color w:val="1A1A1A"/>
-          <w:sz w:val="20"/>
-          <w:szCs w:val="20"/>
-        </w:rPr>
-        <w:t>com.</w:t>
-      </w:r>
-      <w:proofErr w:type="gramStart"/>
-      <w:r>
-        <w:rPr>
-          <w:rFonts w:ascii="Courier New" w:eastAsia="Courier New" w:hAnsi="Courier New" w:cs="Courier New"/>
-          <w:color w:val="1A1A1A"/>
-          <w:sz w:val="20"/>
-          <w:szCs w:val="20"/>
-        </w:rPr>
-        <w:t>example.server</w:t>
-      </w:r>
-      <w:proofErr w:type="gramEnd"/>
-      <w:r>
-        <w:rPr>
-          <w:rFonts w:ascii="Courier New" w:eastAsia="Courier New" w:hAnsi="Courier New" w:cs="Courier New"/>
-          <w:color w:val="1A1A1A"/>
-          <w:sz w:val="20"/>
-          <w:szCs w:val="20"/>
-        </w:rPr>
-        <w:t>.ServerSocketTCP</w:t>
-      </w:r>
-      <w:proofErr w:type="spellEnd"/>
-      <w:r>
-        <w:rPr>
-          <w:rFonts w:ascii="Courier New" w:eastAsia="Courier New" w:hAnsi="Courier New" w:cs="Courier New"/>
-          <w:color w:val="1A1A1A"/>
-          <w:sz w:val="20"/>
-          <w:szCs w:val="20"/>
-        </w:rPr>
-        <w:t>"</w:t>
-      </w:r>
-    </w:p>
-    <w:p>
-      <w:pPr>
-        <w:spacing w:before="80" w:after="80"/>
-      </w:pPr>
-      <w:r>
-        <w:t>Wait for: Server Started</w:t>
-      </w:r>
-    </w:p>
-    <w:p>
-      <w:pPr>
-        <w:spacing w:before="40" w:after="40"/>
-      </w:pPr>
-    </w:p>
-    <w:p>
-      <w:pPr>
-        <w:pStyle w:val="ListParagraph"/>
-        <w:numPr>
-          <w:ilvl w:val="0"/>
-          <w:numId w:val="3"/>
-        </w:numPr>
-        <w:spacing w:before="60" w:after="60"/>
-      </w:pPr>
-      <w:r>
-        <w:t xml:space="preserve">Open Terminal 3 (and more for multiplayer). Start a </w:t>
-      </w:r>
-      <w:proofErr w:type="gramStart"/>
-      <w:r>
-        <w:t>Client</w:t>
-      </w:r>
-      <w:proofErr w:type="gramEnd"/>
-      <w:r>
-        <w:t>:</w:t>
-      </w:r>
-    </w:p>
-    <w:p>
-      <w:pPr>
-        <w:spacing w:before="40" w:after="40"/>
-        <w:ind w:left="720"/>
-      </w:pPr>
-      <w:proofErr w:type="spellStart"/>
-      <w:r>
-        <w:rPr>
-          <w:rFonts w:ascii="Courier New" w:eastAsia="Courier New" w:hAnsi="Courier New" w:cs="Courier New"/>
-          <w:color w:val="1A1A1A"/>
-          <w:sz w:val="20"/>
-          <w:szCs w:val="20"/>
-        </w:rPr>
-        <w:t>mvn</w:t>
-      </w:r>
-      <w:proofErr w:type="spellEnd"/>
-      <w:r>
-        <w:rPr>
-          <w:rFonts w:ascii="Courier New" w:eastAsia="Courier New" w:hAnsi="Courier New" w:cs="Courier New"/>
-          <w:color w:val="1A1A1A"/>
-          <w:sz w:val="20"/>
-          <w:szCs w:val="20"/>
-        </w:rPr>
-        <w:t xml:space="preserve"> </w:t>
-      </w:r>
-      <w:proofErr w:type="spellStart"/>
-      <w:r>
-        <w:rPr>
-          <w:rFonts w:ascii="Courier New" w:eastAsia="Courier New" w:hAnsi="Courier New" w:cs="Courier New"/>
-          <w:color w:val="1A1A1A"/>
-          <w:sz w:val="20"/>
-          <w:szCs w:val="20"/>
-        </w:rPr>
-        <w:t>exec:java</w:t>
-      </w:r>
-      <w:proofErr w:type="spellEnd"/>
-      <w:r>
-        <w:rPr>
-          <w:rFonts w:ascii="Courier New" w:eastAsia="Courier New" w:hAnsi="Courier New" w:cs="Courier New"/>
-          <w:color w:val="1A1A1A"/>
-          <w:sz w:val="20"/>
-          <w:szCs w:val="20"/>
-        </w:rPr>
-        <w:t xml:space="preserve"> -</w:t>
-      </w:r>
-      <w:proofErr w:type="spellStart"/>
-      <w:r>
-        <w:rPr>
-          <w:rFonts w:ascii="Courier New" w:eastAsia="Courier New" w:hAnsi="Courier New" w:cs="Courier New"/>
-          <w:color w:val="1A1A1A"/>
-          <w:sz w:val="20"/>
-          <w:szCs w:val="20"/>
-        </w:rPr>
-        <w:t>Dexec.mainClass</w:t>
-      </w:r>
-      <w:proofErr w:type="spellEnd"/>
-      <w:r>
-        <w:rPr>
-          <w:rFonts w:ascii="Courier New" w:eastAsia="Courier New" w:hAnsi="Courier New" w:cs="Courier New"/>
-          <w:color w:val="1A1A1A"/>
-          <w:sz w:val="20"/>
-          <w:szCs w:val="20"/>
-        </w:rPr>
-        <w:t>="</w:t>
-      </w:r>
-      <w:proofErr w:type="spellStart"/>
-      <w:r>
-        <w:rPr>
-          <w:rFonts w:ascii="Courier New" w:eastAsia="Courier New" w:hAnsi="Courier New" w:cs="Courier New"/>
-          <w:color w:val="1A1A1A"/>
-          <w:sz w:val="20"/>
-          <w:szCs w:val="20"/>
-        </w:rPr>
-        <w:t>com.</w:t>
-      </w:r>
-      <w:proofErr w:type="gramStart"/>
-      <w:r>
-        <w:rPr>
-          <w:rFonts w:ascii="Courier New" w:eastAsia="Courier New" w:hAnsi="Courier New" w:cs="Courier New"/>
-          <w:color w:val="1A1A1A"/>
-          <w:sz w:val="20"/>
-          <w:szCs w:val="20"/>
-        </w:rPr>
-        <w:t>example.client</w:t>
-      </w:r>
-      <w:proofErr w:type="gramEnd"/>
-      <w:r>
-        <w:rPr>
-          <w:rFonts w:ascii="Courier New" w:eastAsia="Courier New" w:hAnsi="Courier New" w:cs="Courier New"/>
-          <w:color w:val="1A1A1A"/>
-          <w:sz w:val="20"/>
-          <w:szCs w:val="20"/>
-        </w:rPr>
-        <w:t>.ClientSocke</w:t>
-      </w:r>
-      <w:r>
-        <w:rPr>
-          <w:rFonts w:ascii="Courier New" w:eastAsia="Courier New" w:hAnsi="Courier New" w:cs="Courier New"/>
-          <w:color w:val="1A1A1A"/>
-          <w:sz w:val="20"/>
-          <w:szCs w:val="20"/>
-        </w:rPr>
-        <w:t>t</w:t>
-      </w:r>
-      <w:proofErr w:type="spellEnd"/>
-      <w:r>
-        <w:rPr>
-          <w:rFonts w:ascii="Courier New" w:eastAsia="Courier New" w:hAnsi="Courier New" w:cs="Courier New"/>
-          <w:color w:val="1A1A1A"/>
-          <w:sz w:val="20"/>
-          <w:szCs w:val="20"/>
-        </w:rPr>
-        <w:t>"</w:t>
+        <w:t>mvn exec:java -Dexec.mainClass="com.example.client.ClientSocket"</w:t>
       </w:r>
     </w:p>
     <w:p>
@@ -3865,12 +3005,6 @@
         <w:gridCol w:w="3120"/>
       </w:tblGrid>
       <w:tr>
-        <w:tblPrEx>
-          <w:tblCellMar>
-            <w:top w:w="0" w:type="dxa"/>
-            <w:bottom w:w="0" w:type="dxa"/>
-          </w:tblCellMar>
-        </w:tblPrEx>
         <w:tc>
           <w:tcPr>
             <w:tcW w:w="3120" w:type="dxa"/>
@@ -3963,12 +3097,6 @@
         </w:tc>
       </w:tr>
       <w:tr>
-        <w:tblPrEx>
-          <w:tblCellMar>
-            <w:top w:w="0" w:type="dxa"/>
-            <w:bottom w:w="0" w:type="dxa"/>
-          </w:tblCellMar>
-        </w:tblPrEx>
         <w:tc>
           <w:tcPr>
             <w:tcW w:w="3120" w:type="dxa"/>
@@ -4055,31 +3183,24 @@
         </w:tc>
       </w:tr>
       <w:tr>
-        <w:tblPrEx>
-          <w:tblCellMar>
-            <w:top w:w="0" w:type="dxa"/>
-            <w:bottom w:w="0" w:type="dxa"/>
-          </w:tblCellMar>
-        </w:tblPrEx>
-        <w:tc>
-          <w:tcPr>
-            <w:tcW w:w="3120" w:type="dxa"/>
-            <w:tcBorders>
-              <w:top w:val="single" w:sz="1" w:space="0" w:color="CCCCCC"/>
-              <w:left w:val="single" w:sz="1" w:space="0" w:color="CCCCCC"/>
-              <w:bottom w:val="single" w:sz="1" w:space="0" w:color="CCCCCC"/>
-              <w:right w:val="single" w:sz="1" w:space="0" w:color="CCCCCC"/>
-            </w:tcBorders>
-            <w:shd w:val="clear" w:color="auto" w:fill="FFFFFF"/>
-            <w:tcMar>
-              <w:top w:w="80" w:type="dxa"/>
-              <w:left w:w="120" w:type="dxa"/>
-              <w:bottom w:w="80" w:type="dxa"/>
-              <w:right w:w="120" w:type="dxa"/>
-            </w:tcMar>
-          </w:tcPr>
-          <w:p>
-            <w:proofErr w:type="spellStart"/>
+        <w:tc>
+          <w:tcPr>
+            <w:tcW w:w="3120" w:type="dxa"/>
+            <w:tcBorders>
+              <w:top w:val="single" w:sz="1" w:space="0" w:color="CCCCCC"/>
+              <w:left w:val="single" w:sz="1" w:space="0" w:color="CCCCCC"/>
+              <w:bottom w:val="single" w:sz="1" w:space="0" w:color="CCCCCC"/>
+              <w:right w:val="single" w:sz="1" w:space="0" w:color="CCCCCC"/>
+            </w:tcBorders>
+            <w:shd w:val="clear" w:color="auto" w:fill="FFFFFF"/>
+            <w:tcMar>
+              <w:top w:w="80" w:type="dxa"/>
+              <w:left w:w="120" w:type="dxa"/>
+              <w:bottom w:w="80" w:type="dxa"/>
+              <w:right w:w="120" w:type="dxa"/>
+            </w:tcMar>
+          </w:tcPr>
+          <w:p>
             <w:r>
               <w:rPr>
                 <w:color w:val="000000"/>
@@ -4088,7 +3209,6 @@
               </w:rPr>
               <w:t>amira</w:t>
             </w:r>
-            <w:proofErr w:type="spellEnd"/>
           </w:p>
         </w:tc>
         <w:tc>
@@ -4149,31 +3269,24 @@
         </w:tc>
       </w:tr>
       <w:tr>
-        <w:tblPrEx>
-          <w:tblCellMar>
-            <w:top w:w="0" w:type="dxa"/>
-            <w:bottom w:w="0" w:type="dxa"/>
-          </w:tblCellMar>
-        </w:tblPrEx>
-        <w:tc>
-          <w:tcPr>
-            <w:tcW w:w="3120" w:type="dxa"/>
-            <w:tcBorders>
-              <w:top w:val="single" w:sz="1" w:space="0" w:color="CCCCCC"/>
-              <w:left w:val="single" w:sz="1" w:space="0" w:color="CCCCCC"/>
-              <w:bottom w:val="single" w:sz="1" w:space="0" w:color="CCCCCC"/>
-              <w:right w:val="single" w:sz="1" w:space="0" w:color="CCCCCC"/>
-            </w:tcBorders>
-            <w:shd w:val="clear" w:color="auto" w:fill="FFFFFF"/>
-            <w:tcMar>
-              <w:top w:w="80" w:type="dxa"/>
-              <w:left w:w="120" w:type="dxa"/>
-              <w:bottom w:w="80" w:type="dxa"/>
-              <w:right w:w="120" w:type="dxa"/>
-            </w:tcMar>
-          </w:tcPr>
-          <w:p>
-            <w:proofErr w:type="spellStart"/>
+        <w:tc>
+          <w:tcPr>
+            <w:tcW w:w="3120" w:type="dxa"/>
+            <w:tcBorders>
+              <w:top w:val="single" w:sz="1" w:space="0" w:color="CCCCCC"/>
+              <w:left w:val="single" w:sz="1" w:space="0" w:color="CCCCCC"/>
+              <w:bottom w:val="single" w:sz="1" w:space="0" w:color="CCCCCC"/>
+              <w:right w:val="single" w:sz="1" w:space="0" w:color="CCCCCC"/>
+            </w:tcBorders>
+            <w:shd w:val="clear" w:color="auto" w:fill="FFFFFF"/>
+            <w:tcMar>
+              <w:top w:w="80" w:type="dxa"/>
+              <w:left w:w="120" w:type="dxa"/>
+              <w:bottom w:w="80" w:type="dxa"/>
+              <w:right w:w="120" w:type="dxa"/>
+            </w:tcMar>
+          </w:tcPr>
+          <w:p>
             <w:r>
               <w:rPr>
                 <w:color w:val="000000"/>
@@ -4182,7 +3295,6 @@
               </w:rPr>
               <w:t>raghad</w:t>
             </w:r>
-            <w:proofErr w:type="spellEnd"/>
           </w:p>
         </w:tc>
         <w:tc>
@@ -4243,12 +3355,6 @@
         </w:tc>
       </w:tr>
       <w:tr>
-        <w:tblPrEx>
-          <w:tblCellMar>
-            <w:top w:w="0" w:type="dxa"/>
-            <w:bottom w:w="0" w:type="dxa"/>
-          </w:tblCellMar>
-        </w:tblPrEx>
         <w:tc>
           <w:tcPr>
             <w:tcW w:w="3120" w:type="dxa"/>

--- a/Assignment1_Documentation.docx
+++ b/Assignment1_Documentation.docx
@@ -195,7 +195,13 @@
         <w:jc w:val="center"/>
       </w:pPr>
       <w:r>
-        <w:t>Eng Hassan Mourad</w:t>
+        <w:t>Eng</w:t>
+      </w:r>
+      <w:r>
+        <w:t>.</w:t>
+      </w:r>
+      <w:r>
+        <w:t xml:space="preserve"> Hassan Mourad</w:t>
       </w:r>
     </w:p>
     <w:p>
